--- a/data/revised_2026-10_full/tracked/v2/Core_Mathematics/SS2.2_Reflection_and_Congruence/Core_Mathematics_Reflection_and_Congruence_FinalExplanation_TeacherKey_TRACKED.docx
+++ b/data/revised_2026-10_full/tracked/v2/Core_Mathematics/SS2.2_Reflection_and_Congruence/Core_Mathematics_Reflection_and_Congruence_FinalExplanation_TeacherKey_TRACKED.docx
@@ -232,7 +232,7 @@
               </w:rPr>
               <w:t xml:space="preserve">Driving question: Why does a matatu's rear-view mirror show an image that is the same size and shape as the real object behind it, yet appears flipped, and how can we use this to prove that the original and its mirror image are always congruent? Remember the matatu conductor on the Nairobi–Thika highway holding a small rectangular mirror so the driver can see a lorry approaching from behind. Use everything you learned in Lessons 1 to 8</w:t>
             </w:r>
-            <w:ins w:id="9001" w:author="Claude (AI) - proposed" w:date="2026-10-15T20:14:00Z">
+            <w:ins w:id="9001" w:author="Claude (AI) - proposed" w:date="2026-10-18T00:27:28Z">
               <w:r>
                 <w:rPr>
                   <w:rFonts w:ascii="Arial" w:cs="Arial" w:eastAsia="Arial" w:hAnsi="Arial"/>
@@ -487,7 +487,7 @@
               </w:rPr>
               <w:t xml:space="preserve">(a) Imagine the matatu mirror is the y-axis of a Cartesian plane. Write the rule that maps any object point (a, b) to its image, and explain in one sentence what stays the same and what changes. (b) A point P(</w:t>
             </w:r>
-            <w:del w:id="9002" w:author="Claude (AI) - proposed" w:date="2026-10-15T20:14:00Z">
+            <w:del w:id="9002" w:author="Claude (AI) - proposed" w:date="2026-10-18T00:27:28Z">
               <w:r>
                 <w:rPr>
                   <w:rFonts w:ascii="Arial" w:cs="Arial" w:eastAsia="Arial" w:hAnsi="Arial"/>
@@ -502,7 +502,7 @@
                 <w:delText xml:space="preserve">2, 1</w:delText>
               </w:r>
             </w:del>
-            <w:ins w:id="9003" w:author="Claude (AI) - proposed" w:date="2026-10-15T20:14:00Z">
+            <w:ins w:id="9003" w:author="Claude (AI) - proposed" w:date="2026-10-18T00:27:28Z">
               <w:r>
                 <w:rPr>
                   <w:rFonts w:ascii="Arial" w:cs="Arial" w:eastAsia="Arial" w:hAnsi="Arial"/>
@@ -530,7 +530,7 @@
               </w:rPr>
               <w:t xml:space="preserve">) has the image P'(</w:t>
             </w:r>
-            <w:del w:id="9004" w:author="Claude (AI) - proposed" w:date="2026-10-15T20:14:00Z">
+            <w:del w:id="9004" w:author="Claude (AI) - proposed" w:date="2026-10-18T00:27:28Z">
               <w:r>
                 <w:rPr>
                   <w:rFonts w:ascii="Arial" w:cs="Arial" w:eastAsia="Arial" w:hAnsi="Arial"/>
@@ -545,7 +545,7 @@
                 <w:delText xml:space="preserve">6, 5</w:delText>
               </w:r>
             </w:del>
-            <w:ins w:id="9005" w:author="Claude (AI) - proposed" w:date="2026-10-15T20:14:00Z">
+            <w:ins w:id="9005" w:author="Claude (AI) - proposed" w:date="2026-10-18T00:27:28Z">
               <w:r>
                 <w:rPr>
                   <w:rFonts w:ascii="Arial" w:cs="Arial" w:eastAsia="Arial" w:hAnsi="Arial"/>
@@ -606,7 +606,7 @@
               </w:rPr>
               <w:t xml:space="preserve">(a) Reflection in the y-axis maps (a, b) to (-a, b). The y-coordinate (the distance up) stays the same and the x-coordinate changes sign, so the point is the same distance from the mirror line but on the opposite side. No distance between points is changed. (b) Step 1, midpoint of PP': M = ((</w:t>
             </w:r>
-            <w:del w:id="9006" w:author="Claude (AI) - proposed" w:date="2026-10-15T20:14:00Z">
+            <w:del w:id="9006" w:author="Claude (AI) - proposed" w:date="2026-10-18T00:27:28Z">
               <w:r>
                 <w:rPr>
                   <w:rFonts w:ascii="Arial" w:cs="Arial" w:eastAsia="Arial" w:hAnsi="Arial"/>
@@ -621,7 +621,7 @@
                 <w:delText xml:space="preserve">2+6</w:delText>
               </w:r>
             </w:del>
-            <w:ins w:id="9007" w:author="Claude (AI) - proposed" w:date="2026-10-15T20:14:00Z">
+            <w:ins w:id="9007" w:author="Claude (AI) - proposed" w:date="2026-10-18T00:27:28Z">
               <w:r>
                 <w:rPr>
                   <w:rFonts w:ascii="Arial" w:cs="Arial" w:eastAsia="Arial" w:hAnsi="Arial"/>
@@ -649,7 +649,7 @@
               </w:rPr>
               <w:t xml:space="preserve">)/2, (</w:t>
             </w:r>
-            <w:del w:id="9008" w:author="Claude (AI) - proposed" w:date="2026-10-15T20:14:00Z">
+            <w:del w:id="9008" w:author="Claude (AI) - proposed" w:date="2026-10-18T00:27:28Z">
               <w:r>
                 <w:rPr>
                   <w:rFonts w:ascii="Arial" w:cs="Arial" w:eastAsia="Arial" w:hAnsi="Arial"/>
@@ -664,7 +664,7 @@
                 <w:delText xml:space="preserve">1+5</w:delText>
               </w:r>
             </w:del>
-            <w:ins w:id="9009" w:author="Claude (AI) - proposed" w:date="2026-10-15T20:14:00Z">
+            <w:ins w:id="9009" w:author="Claude (AI) - proposed" w:date="2026-10-18T00:27:28Z">
               <w:r>
                 <w:rPr>
                   <w:rFonts w:ascii="Arial" w:cs="Arial" w:eastAsia="Arial" w:hAnsi="Arial"/>
@@ -692,7 +692,7 @@
               </w:rPr>
               <w:t xml:space="preserve">)/2) = (</w:t>
             </w:r>
-            <w:del w:id="9010" w:author="Claude (AI) - proposed" w:date="2026-10-15T20:14:00Z">
+            <w:del w:id="9010" w:author="Claude (AI) - proposed" w:date="2026-10-18T00:27:28Z">
               <w:r>
                 <w:rPr>
                   <w:rFonts w:ascii="Arial" w:cs="Arial" w:eastAsia="Arial" w:hAnsi="Arial"/>
@@ -707,7 +707,7 @@
                 <w:delText xml:space="preserve">4</w:delText>
               </w:r>
             </w:del>
-            <w:ins w:id="9011" w:author="Claude (AI) - proposed" w:date="2026-10-15T20:14:00Z">
+            <w:ins w:id="9011" w:author="Claude (AI) - proposed" w:date="2026-10-18T00:27:28Z">
               <w:r>
                 <w:rPr>
                   <w:rFonts w:ascii="Arial" w:cs="Arial" w:eastAsia="Arial" w:hAnsi="Arial"/>
@@ -735,7 +735,7 @@
               </w:rPr>
               <w:t xml:space="preserve">, 3). The midpoint lies on the mirror line because the mirror line bisects PP'. Step 2, gradient of PP' = (</w:t>
             </w:r>
-            <w:ins w:id="9012" w:author="Claude (AI) - proposed" w:date="2026-10-15T20:14:00Z">
+            <w:ins w:id="9012" w:author="Claude (AI) - proposed" w:date="2026-10-18T00:27:28Z">
               <w:r>
                 <w:rPr>
                   <w:rFonts w:ascii="Arial" w:cs="Arial" w:eastAsia="Arial" w:hAnsi="Arial"/>
@@ -763,7 +763,7 @@
               </w:rPr>
               <w:t xml:space="preserve">5-1)</w:t>
             </w:r>
-            <w:del w:id="9013" w:author="Claude (AI) - proposed" w:date="2026-10-15T20:14:00Z">
+            <w:del w:id="9013" w:author="Claude (AI) - proposed" w:date="2026-10-18T00:27:28Z">
               <w:r>
                 <w:rPr>
                   <w:rFonts w:ascii="Arial" w:cs="Arial" w:eastAsia="Arial" w:hAnsi="Arial"/>
@@ -778,7 +778,7 @@
                 <w:delText xml:space="preserve">/(6-2) = 4</w:delText>
               </w:r>
             </w:del>
-            <w:ins w:id="9014" w:author="Claude (AI) - proposed" w:date="2026-10-15T20:14:00Z">
+            <w:ins w:id="9014" w:author="Claude (AI) - proposed" w:date="2026-10-18T00:27:28Z">
               <w:r>
                 <w:rPr>
                   <w:rFonts w:ascii="Arial" w:cs="Arial" w:eastAsia="Arial" w:hAnsi="Arial"/>
@@ -806,7 +806,7 @@
               </w:rPr>
               <w:t xml:space="preserve">/4 = 1</w:t>
             </w:r>
-            <w:ins w:id="9015" w:author="Claude (AI) - proposed" w:date="2026-10-15T20:14:00Z">
+            <w:ins w:id="9015" w:author="Claude (AI) - proposed" w:date="2026-10-18T00:27:28Z">
               <w:r>
                 <w:rPr>
                   <w:rFonts w:ascii="Arial" w:cs="Arial" w:eastAsia="Arial" w:hAnsi="Arial"/>
@@ -834,7 +834,7 @@
               </w:rPr>
               <w:t xml:space="preserve">. The mirror line is perpendicular to PP', so its gradient is the negative reciprocal, which is -</w:t>
             </w:r>
-            <w:del w:id="9016" w:author="Claude (AI) - proposed" w:date="2026-10-15T20:14:00Z">
+            <w:del w:id="9016" w:author="Claude (AI) - proposed" w:date="2026-10-18T00:27:28Z">
               <w:r>
                 <w:rPr>
                   <w:rFonts w:ascii="Arial" w:cs="Arial" w:eastAsia="Arial" w:hAnsi="Arial"/>
@@ -849,7 +849,7 @@
                 <w:delText xml:space="preserve">1</w:delText>
               </w:r>
             </w:del>
-            <w:ins w:id="9017" w:author="Claude (AI) - proposed" w:date="2026-10-15T20:14:00Z">
+            <w:ins w:id="9017" w:author="Claude (AI) - proposed" w:date="2026-10-18T00:27:28Z">
               <w:r>
                 <w:rPr>
                   <w:rFonts w:ascii="Arial" w:cs="Arial" w:eastAsia="Arial" w:hAnsi="Arial"/>
@@ -877,7 +877,7 @@
               </w:rPr>
               <w:t xml:space="preserve">. Step 3, use y - y1 = m(x - x1): y - 3 = -</w:t>
             </w:r>
-            <w:del w:id="9018" w:author="Claude (AI) - proposed" w:date="2026-10-15T20:14:00Z">
+            <w:del w:id="9018" w:author="Claude (AI) - proposed" w:date="2026-10-18T00:27:28Z">
               <w:r>
                 <w:rPr>
                   <w:rFonts w:ascii="Arial" w:cs="Arial" w:eastAsia="Arial" w:hAnsi="Arial"/>
@@ -892,7 +892,7 @@
                 <w:delText xml:space="preserve">1</w:delText>
               </w:r>
             </w:del>
-            <w:ins w:id="9019" w:author="Claude (AI) - proposed" w:date="2026-10-15T20:14:00Z">
+            <w:ins w:id="9019" w:author="Claude (AI) - proposed" w:date="2026-10-18T00:27:28Z">
               <w:r>
                 <w:rPr>
                   <w:rFonts w:ascii="Arial" w:cs="Arial" w:eastAsia="Arial" w:hAnsi="Arial"/>
@@ -920,7 +920,7 @@
               </w:rPr>
               <w:t xml:space="preserve">(x - </w:t>
             </w:r>
-            <w:del w:id="9020" w:author="Claude (AI) - proposed" w:date="2026-10-15T20:14:00Z">
+            <w:del w:id="9020" w:author="Claude (AI) - proposed" w:date="2026-10-18T00:27:28Z">
               <w:r>
                 <w:rPr>
                   <w:rFonts w:ascii="Arial" w:cs="Arial" w:eastAsia="Arial" w:hAnsi="Arial"/>
@@ -935,7 +935,7 @@
                 <w:delText xml:space="preserve">4</w:delText>
               </w:r>
             </w:del>
-            <w:ins w:id="9021" w:author="Claude (AI) - proposed" w:date="2026-10-15T20:14:00Z">
+            <w:ins w:id="9021" w:author="Claude (AI) - proposed" w:date="2026-10-18T00:27:28Z">
               <w:r>
                 <w:rPr>
                   <w:rFonts w:ascii="Arial" w:cs="Arial" w:eastAsia="Arial" w:hAnsi="Arial"/>
@@ -963,7 +963,7 @@
               </w:rPr>
               <w:t xml:space="preserve">), so y - 3 = -</w:t>
             </w:r>
-            <w:del w:id="9022" w:author="Claude (AI) - proposed" w:date="2026-10-15T20:14:00Z">
+            <w:del w:id="9022" w:author="Claude (AI) - proposed" w:date="2026-10-18T00:27:28Z">
               <w:r>
                 <w:rPr>
                   <w:rFonts w:ascii="Arial" w:cs="Arial" w:eastAsia="Arial" w:hAnsi="Arial"/>
@@ -978,7 +978,7 @@
                 <w:delText xml:space="preserve">x + 4</w:delText>
               </w:r>
             </w:del>
-            <w:ins w:id="9023" w:author="Claude (AI) - proposed" w:date="2026-10-15T20:14:00Z">
+            <w:ins w:id="9023" w:author="Claude (AI) - proposed" w:date="2026-10-18T00:27:28Z">
               <w:r>
                 <w:rPr>
                   <w:rFonts w:ascii="Arial" w:cs="Arial" w:eastAsia="Arial" w:hAnsi="Arial"/>
@@ -1006,7 +1006,7 @@
               </w:rPr>
               <w:t xml:space="preserve">, giving y = -</w:t>
             </w:r>
-            <w:del w:id="9024" w:author="Claude (AI) - proposed" w:date="2026-10-15T20:14:00Z">
+            <w:del w:id="9024" w:author="Claude (AI) - proposed" w:date="2026-10-18T00:27:28Z">
               <w:r>
                 <w:rPr>
                   <w:rFonts w:ascii="Arial" w:cs="Arial" w:eastAsia="Arial" w:hAnsi="Arial"/>
@@ -1021,7 +1021,7 @@
                 <w:delText xml:space="preserve">x + 7</w:delText>
               </w:r>
             </w:del>
-            <w:ins w:id="9025" w:author="Claude (AI) - proposed" w:date="2026-10-15T20:14:00Z">
+            <w:ins w:id="9025" w:author="Claude (AI) - proposed" w:date="2026-10-18T00:27:28Z">
               <w:r>
                 <w:rPr>
                   <w:rFonts w:ascii="Arial" w:cs="Arial" w:eastAsia="Arial" w:hAnsi="Arial"/>
@@ -1049,7 +1049,7 @@
               </w:rPr>
               <w:t xml:space="preserve">. The mirror line is y = -</w:t>
             </w:r>
-            <w:del w:id="9026" w:author="Claude (AI) - proposed" w:date="2026-10-15T20:14:00Z">
+            <w:del w:id="9026" w:author="Claude (AI) - proposed" w:date="2026-10-18T00:27:28Z">
               <w:r>
                 <w:rPr>
                   <w:rFonts w:ascii="Arial" w:cs="Arial" w:eastAsia="Arial" w:hAnsi="Arial"/>
@@ -1064,7 +1064,7 @@
                 <w:delText xml:space="preserve">x + 7</w:delText>
               </w:r>
             </w:del>
-            <w:ins w:id="9027" w:author="Claude (AI) - proposed" w:date="2026-10-15T20:14:00Z">
+            <w:ins w:id="9027" w:author="Claude (AI) - proposed" w:date="2026-10-18T00:27:28Z">
               <w:r>
                 <w:rPr>
                   <w:rFonts w:ascii="Arial" w:cs="Arial" w:eastAsia="Arial" w:hAnsi="Arial"/>
@@ -1189,7 +1189,7 @@
               </w:rPr>
               <w:t xml:space="preserve">Triangle NMK is reflected in a mirror line to give triangle N'M'K'. (a) Explain why the sides NM, MK and KN are equal in length to N'M', M'K' and K'N'. (b) Name the congruence test that proves triangle NMK is congruent to triangle N'M'K', and write the congruence statement. (c) Why do we not need to measure all six elements (three sides and three angles) of the two triangles?</w:t>
             </w:r>
-            <w:ins w:id="9028" w:author="Claude (AI) - proposed" w:date="2026-10-15T20:14:00Z">
+            <w:ins w:id="9028" w:author="Claude (AI) - proposed" w:date="2026-10-18T00:27:28Z">
               <w:r>
                 <w:rPr>
                   <w:rFonts w:ascii="Arial" w:cs="Arial" w:eastAsia="Arial" w:hAnsi="Arial"/>
@@ -1237,7 +1237,7 @@
               </w:rPr>
               <w:t xml:space="preserve">(a) Reflection preserves all distances. Each vertex and its image are the same perpendicular distance from the mirror line, so no length is stretched or shrunk. Therefore NM = N'M', MK = M'K' and KN = K'N'. (b) All three pairs of corresponding sides are equal, so the triangles are congruent by SSS. Triangle NMK is congruent to triangle N'M'K'. (c) The four congruence tests (SSS, SAS, AAS/ASA and RHS) give the minimum information needed to guarantee that two triangles are exactly the same shape and size. Once three sides are known to match, the other measurements must match too, so the remaining three angles do not need to be measured.</w:t>
             </w:r>
-            <w:ins w:id="9029" w:author="Claude (AI) - proposed" w:date="2026-10-15T20:14:00Z">
+            <w:ins w:id="9029" w:author="Claude (AI) - proposed" w:date="2026-10-18T00:27:28Z">
               <w:r>
                 <w:rPr>
                   <w:rFonts w:ascii="Arial" w:cs="Arial" w:eastAsia="Arial" w:hAnsi="Arial"/>
@@ -1765,7 +1765,7 @@
               <w:spacing w:after="40" w:before="0"/>
               <w:jc w:val="left"/>
             </w:pPr>
-            <w:ins w:id="9030" w:author="Claude (AI) - proposed" w:date="2026-10-15T20:14:00Z">
+            <w:ins w:id="9030" w:author="Claude (AI) - proposed" w:date="2026-10-18T00:27:28Z">
               <w:r>
                 <w:rPr>
                   <w:rFonts w:ascii="Arial" w:cs="Arial" w:eastAsia="Arial" w:hAnsi="Arial"/>
@@ -1813,7 +1813,7 @@
               <w:spacing w:after="40" w:before="0"/>
               <w:jc w:val="left"/>
             </w:pPr>
-            <w:ins w:id="9031" w:author="Claude (AI) - proposed" w:date="2026-10-15T20:14:00Z">
+            <w:ins w:id="9031" w:author="Claude (AI) - proposed" w:date="2026-10-18T00:27:28Z">
               <w:r>
                 <w:rPr>
                   <w:rFonts w:ascii="Arial" w:cs="Arial" w:eastAsia="Arial" w:hAnsi="Arial"/>
@@ -1861,7 +1861,7 @@
               <w:spacing w:after="40" w:before="0"/>
               <w:jc w:val="left"/>
             </w:pPr>
-            <w:ins w:id="9032" w:author="Claude (AI) - proposed" w:date="2026-10-15T20:14:00Z">
+            <w:ins w:id="9032" w:author="Claude (AI) - proposed" w:date="2026-10-18T00:27:28Z">
               <w:r>
                 <w:rPr>
                   <w:rFonts w:ascii="Arial" w:cs="Arial" w:eastAsia="Arial" w:hAnsi="Arial"/>
@@ -1944,7 +1944,7 @@
               <w:spacing w:after="40" w:before="0"/>
               <w:jc w:val="left"/>
             </w:pPr>
-            <w:ins w:id="9033" w:author="Claude (AI) - proposed" w:date="2026-10-15T20:14:00Z">
+            <w:ins w:id="9033" w:author="Claude (AI) - proposed" w:date="2026-10-18T00:27:28Z">
               <w:r>
                 <w:rPr>
                   <w:rFonts w:ascii="Arial" w:cs="Arial" w:eastAsia="Arial" w:hAnsi="Arial"/>
@@ -1972,7 +1972,7 @@
               </w:rPr>
               <w:t xml:space="preserve">States (a, b) to (-a, b) correctly and finds y = -</w:t>
             </w:r>
-            <w:del w:id="9034" w:author="Claude (AI) - proposed" w:date="2026-10-15T20:14:00Z">
+            <w:del w:id="9034" w:author="Claude (AI) - proposed" w:date="2026-10-18T00:27:28Z">
               <w:r>
                 <w:rPr>
                   <w:rFonts w:ascii="Arial" w:cs="Arial" w:eastAsia="Arial" w:hAnsi="Arial"/>
@@ -1987,7 +1987,7 @@
                 <w:delText xml:space="preserve">x + 7</w:delText>
               </w:r>
             </w:del>
-            <w:ins w:id="9035" w:author="Claude (AI) - proposed" w:date="2026-10-15T20:14:00Z">
+            <w:ins w:id="9035" w:author="Claude (AI) - proposed" w:date="2026-10-18T00:27:28Z">
               <w:r>
                 <w:rPr>
                   <w:rFonts w:ascii="Arial" w:cs="Arial" w:eastAsia="Arial" w:hAnsi="Arial"/>
@@ -2035,7 +2035,7 @@
               <w:spacing w:after="40" w:before="0"/>
               <w:jc w:val="left"/>
             </w:pPr>
-            <w:ins w:id="9036" w:author="Claude (AI) - proposed" w:date="2026-10-15T20:14:00Z">
+            <w:ins w:id="9036" w:author="Claude (AI) - proposed" w:date="2026-10-18T00:27:28Z">
               <w:r>
                 <w:rPr>
                   <w:rFonts w:ascii="Arial" w:cs="Arial" w:eastAsia="Arial" w:hAnsi="Arial"/>
@@ -2083,7 +2083,7 @@
               <w:spacing w:after="40" w:before="0"/>
               <w:jc w:val="left"/>
             </w:pPr>
-            <w:ins w:id="9037" w:author="Claude (AI) - proposed" w:date="2026-10-15T20:14:00Z">
+            <w:ins w:id="9037" w:author="Claude (AI) - proposed" w:date="2026-10-18T00:27:28Z">
               <w:r>
                 <w:rPr>
                   <w:rFonts w:ascii="Arial" w:cs="Arial" w:eastAsia="Arial" w:hAnsi="Arial"/>
@@ -2146,7 +2146,7 @@
               </w:rPr>
               <w:t xml:space="preserve">Congruence reasoning (</w:t>
             </w:r>
-            <w:del w:id="9038" w:author="Claude (AI) - proposed" w:date="2026-10-15T20:14:00Z">
+            <w:del w:id="9038" w:author="Claude (AI) - proposed" w:date="2026-10-18T00:27:28Z">
               <w:r>
                 <w:rPr>
                   <w:rFonts w:ascii="Arial" w:cs="Arial" w:eastAsia="Arial" w:hAnsi="Arial"/>
@@ -2161,7 +2161,7 @@
                 <w:delText xml:space="preserve">SSS</w:delText>
               </w:r>
             </w:del>
-            <w:ins w:id="9039" w:author="Claude (AI) - proposed" w:date="2026-10-15T20:14:00Z">
+            <w:ins w:id="9039" w:author="Claude (AI) - proposed" w:date="2026-10-18T00:27:28Z">
               <w:r>
                 <w:rPr>
                   <w:rFonts w:ascii="Arial" w:cs="Arial" w:eastAsia="Arial" w:hAnsi="Arial"/>
@@ -2209,7 +2209,7 @@
               <w:spacing w:after="40" w:before="0"/>
               <w:jc w:val="left"/>
             </w:pPr>
-            <w:ins w:id="9040" w:author="Claude (AI) - proposed" w:date="2026-10-15T20:14:00Z">
+            <w:ins w:id="9040" w:author="Claude (AI) - proposed" w:date="2026-10-18T00:27:28Z">
               <w:r>
                 <w:rPr>
                   <w:rFonts w:ascii="Arial" w:cs="Arial" w:eastAsia="Arial" w:hAnsi="Arial"/>
@@ -2237,7 +2237,7 @@
               </w:rPr>
               <w:t xml:space="preserve">Explains that reflection preserves distances, names SSS with a correct congruence statement, </w:t>
             </w:r>
-            <w:del w:id="9041" w:author="Claude (AI) - proposed" w:date="2026-10-15T20:14:00Z">
+            <w:del w:id="9041" w:author="Claude (AI) - proposed" w:date="2026-10-18T00:27:28Z">
               <w:r>
                 <w:rPr>
                   <w:rFonts w:ascii="Arial" w:cs="Arial" w:eastAsia="Arial" w:hAnsi="Arial"/>
@@ -2265,7 +2265,7 @@
               </w:rPr>
               <w:t xml:space="preserve">explains why six elements are not needed and why the congruence is opposite</w:t>
             </w:r>
-            <w:ins w:id="9042" w:author="Claude (AI) - proposed" w:date="2026-10-15T20:14:00Z">
+            <w:ins w:id="9042" w:author="Claude (AI) - proposed" w:date="2026-10-18T00:27:28Z">
               <w:r>
                 <w:rPr>
                   <w:rFonts w:ascii="Arial" w:cs="Arial" w:eastAsia="Arial" w:hAnsi="Arial"/>
@@ -2313,7 +2313,7 @@
               <w:spacing w:after="40" w:before="0"/>
               <w:jc w:val="left"/>
             </w:pPr>
-            <w:ins w:id="9043" w:author="Claude (AI) - proposed" w:date="2026-10-15T20:14:00Z">
+            <w:ins w:id="9043" w:author="Claude (AI) - proposed" w:date="2026-10-18T00:27:28Z">
               <w:r>
                 <w:rPr>
                   <w:rFonts w:ascii="Arial" w:cs="Arial" w:eastAsia="Arial" w:hAnsi="Arial"/>
@@ -2341,7 +2341,7 @@
               </w:rPr>
               <w:t xml:space="preserve">Names SSS and gives a correct statement </w:t>
             </w:r>
-            <w:del w:id="9044" w:author="Claude (AI) - proposed" w:date="2026-10-15T20:14:00Z">
+            <w:del w:id="9044" w:author="Claude (AI) - proposed" w:date="2026-10-18T00:27:28Z">
               <w:r>
                 <w:rPr>
                   <w:rFonts w:ascii="Arial" w:cs="Arial" w:eastAsia="Arial" w:hAnsi="Arial"/>
@@ -2356,7 +2356,7 @@
                 <w:delText xml:space="preserve">but</w:delText>
               </w:r>
             </w:del>
-            <w:ins w:id="9045" w:author="Claude (AI) - proposed" w:date="2026-10-15T20:14:00Z">
+            <w:ins w:id="9045" w:author="Claude (AI) - proposed" w:date="2026-10-18T00:27:28Z">
               <w:r>
                 <w:rPr>
                   <w:rFonts w:ascii="Arial" w:cs="Arial" w:eastAsia="Arial" w:hAnsi="Arial"/>
@@ -2384,7 +2384,7 @@
               </w:rPr>
               <w:t xml:space="preserve"> the explanation of why distances are preserved</w:t>
             </w:r>
-            <w:del w:id="9046" w:author="Claude (AI) - proposed" w:date="2026-10-15T20:14:00Z">
+            <w:del w:id="9046" w:author="Claude (AI) - proposed" w:date="2026-10-18T00:27:28Z">
               <w:r>
                 <w:rPr>
                   <w:rFonts w:ascii="Arial" w:cs="Arial" w:eastAsia="Arial" w:hAnsi="Arial"/>
@@ -2399,7 +2399,7 @@
                 <w:delText xml:space="preserve"> or</w:delText>
               </w:r>
             </w:del>
-            <w:ins w:id="9047" w:author="Claude (AI) - proposed" w:date="2026-10-15T20:14:00Z">
+            <w:ins w:id="9047" w:author="Claude (AI) - proposed" w:date="2026-10-18T00:27:28Z">
               <w:r>
                 <w:rPr>
                   <w:rFonts w:ascii="Arial" w:cs="Arial" w:eastAsia="Arial" w:hAnsi="Arial"/>
@@ -2427,7 +2427,7 @@
               </w:rPr>
               <w:t xml:space="preserve"> why the congruence is opposite </w:t>
             </w:r>
-            <w:ins w:id="9048" w:author="Claude (AI) - proposed" w:date="2026-10-15T20:14:00Z">
+            <w:ins w:id="9048" w:author="Claude (AI) - proposed" w:date="2026-10-18T00:27:28Z">
               <w:r>
                 <w:rPr>
                   <w:rFonts w:ascii="Arial" w:cs="Arial" w:eastAsia="Arial" w:hAnsi="Arial"/>
@@ -2475,7 +2475,7 @@
               <w:spacing w:after="40" w:before="0"/>
               <w:jc w:val="left"/>
             </w:pPr>
-            <w:ins w:id="9049" w:author="Claude (AI) - proposed" w:date="2026-10-15T20:14:00Z">
+            <w:ins w:id="9049" w:author="Claude (AI) - proposed" w:date="2026-10-18T00:27:28Z">
               <w:r>
                 <w:rPr>
                   <w:rFonts w:ascii="Arial" w:cs="Arial" w:eastAsia="Arial" w:hAnsi="Arial"/>
@@ -2503,7 +2503,7 @@
               </w:rPr>
               <w:t xml:space="preserve">Does not name a valid congruence test</w:t>
             </w:r>
-            <w:ins w:id="9050" w:author="Claude (AI) - proposed" w:date="2026-10-15T20:14:00Z">
+            <w:ins w:id="9050" w:author="Claude (AI) - proposed" w:date="2026-10-18T00:27:28Z">
               <w:r>
                 <w:rPr>
                   <w:rFonts w:ascii="Arial" w:cs="Arial" w:eastAsia="Arial" w:hAnsi="Arial"/>
@@ -2531,7 +2531,7 @@
               </w:rPr>
               <w:t xml:space="preserve"> or confuses congruence with orientation</w:t>
             </w:r>
-            <w:ins w:id="9051" w:author="Claude (AI) - proposed" w:date="2026-10-15T20:14:00Z">
+            <w:ins w:id="9051" w:author="Claude (AI) - proposed" w:date="2026-10-18T00:27:28Z">
               <w:r>
                 <w:rPr>
                   <w:rFonts w:ascii="Arial" w:cs="Arial" w:eastAsia="Arial" w:hAnsi="Arial"/>
@@ -2614,7 +2614,7 @@
               <w:spacing w:after="40" w:before="0"/>
               <w:jc w:val="left"/>
             </w:pPr>
-            <w:ins w:id="9052" w:author="Claude (AI) - proposed" w:date="2026-10-15T20:14:00Z">
+            <w:ins w:id="9052" w:author="Claude (AI) - proposed" w:date="2026-10-18T00:27:28Z">
               <w:r>
                 <w:rPr>
                   <w:rFonts w:ascii="Arial" w:cs="Arial" w:eastAsia="Arial" w:hAnsi="Arial"/>
@@ -2662,7 +2662,7 @@
               <w:spacing w:after="40" w:before="0"/>
               <w:jc w:val="left"/>
             </w:pPr>
-            <w:ins w:id="9053" w:author="Claude (AI) - proposed" w:date="2026-10-15T20:14:00Z">
+            <w:ins w:id="9053" w:author="Claude (AI) - proposed" w:date="2026-10-18T00:27:28Z">
               <w:r>
                 <w:rPr>
                   <w:rFonts w:ascii="Arial" w:cs="Arial" w:eastAsia="Arial" w:hAnsi="Arial"/>
@@ -2710,7 +2710,7 @@
               <w:spacing w:after="40" w:before="0"/>
               <w:jc w:val="left"/>
             </w:pPr>
-            <w:ins w:id="9054" w:author="Claude (AI) - proposed" w:date="2026-10-15T20:14:00Z">
+            <w:ins w:id="9054" w:author="Claude (AI) - proposed" w:date="2026-10-18T00:27:28Z">
               <w:r>
                 <w:rPr>
                   <w:rFonts w:ascii="Arial" w:cs="Arial" w:eastAsia="Arial" w:hAnsi="Arial"/>
@@ -2860,7 +2860,7 @@
         </w:rPr>
         <w:t xml:space="preserve">© 2026 SeaVuria and ARES. This work is licensed under a </w:t>
       </w:r>
-      <w:hyperlink w:history="1" r:id="rId2fnp9pltcoemrwtswmhw3">
+      <w:hyperlink w:history="1" r:id="rIdzwyjh-2bbqu_tugwtprav">
         <w:r>
           <w:rPr>
             <w:rFonts w:ascii="Arial" w:cs="Arial" w:eastAsia="Arial" w:hAnsi="Arial"/>
@@ -2880,7 +2880,7 @@
         </w:rPr>
         <w:t xml:space="preserve"> (</w:t>
       </w:r>
-      <w:hyperlink w:history="1" r:id="rIdh5anaey8dvozc1nqaukjo">
+      <w:hyperlink w:history="1" r:id="rIdiidln4bsn2aynr8kkbxw6">
         <w:r>
           <w:rPr>
             <w:rFonts w:ascii="Arial" w:cs="Arial" w:eastAsia="Arial" w:hAnsi="Arial"/>
@@ -2900,7 +2900,7 @@
         </w:rPr>
         <w:t xml:space="preserve">). To view a copy of this license, visit </w:t>
       </w:r>
-      <w:hyperlink w:history="1" r:id="rIdy7tzpwjpqksmfpdebrce0">
+      <w:hyperlink w:history="1" r:id="rIdq4liuqwnn3hc8jwo97ma9">
         <w:r>
           <w:rPr>
             <w:rFonts w:ascii="Arial" w:cs="Arial" w:eastAsia="Arial" w:hAnsi="Arial"/>
